--- a/pr-preview/pr-373/prediction-handout-tracked-changes.docx
+++ b/pr-preview/pr-373/prediction-handout-tracked-changes.docx
@@ -16,7 +16,7 @@
       </w:pPr>
       <w:del w:id="1" w:author="PR Preview" w:date="2026-01-01T00:00:00Z">
         <w:r>
-          <w:delText xml:space="preserve">Last modified: 2026-10-19 01:42:24 (PDT)</w:delText>
+          <w:delText xml:space="preserve">Last modified: 2026-10-19 03:13:51 (PDT)</w:delText>
         </w:r>
       </w:del>
     </w:p>
@@ -26,7 +26,7 @@
       </w:pPr>
       <w:ins w:id="2" w:author="PR Preview" w:date="2026-01-01T00:00:00Z">
         <w:r>
-          <w:t xml:space="preserve">Last modified: 2026-10-19 02:32:24 (PDT)</w:t>
+          <w:t xml:space="preserve">Last modified: 2026-10-19 03:23:45 (PDT)</w:t>
         </w:r>
       </w:ins>
     </w:p>

--- a/pr-preview/pr-373/prediction-handout-tracked-changes.docx
+++ b/pr-preview/pr-373/prediction-handout-tracked-changes.docx
@@ -16,7 +16,7 @@
       </w:pPr>
       <w:del w:id="1" w:author="PR Preview" w:date="2026-01-01T00:00:00Z">
         <w:r>
-          <w:delText xml:space="preserve">Last modified: 2026-10-19 03:13:51 (PDT)</w:delText>
+          <w:delText xml:space="preserve">Last modified: 2026-10-19 03:59:32 (PDT)</w:delText>
         </w:r>
       </w:del>
     </w:p>
@@ -26,7 +26,7 @@
       </w:pPr>
       <w:ins w:id="2" w:author="PR Preview" w:date="2026-01-01T00:00:00Z">
         <w:r>
-          <w:t xml:space="preserve">Last modified: 2026-10-19 03:23:45 (PDT)</w:t>
+          <w:t xml:space="preserve">Last modified: 2026-10-19 04:10:08 (PDT)</w:t>
         </w:r>
       </w:ins>
     </w:p>
@@ -4506,11 +4506,25 @@
       <w:pPr>
         <w:pStyle w:val="BodyText"/>
       </w:pPr>
-      <w:r>
-        <w:t xml:space="preserve">$$\operatorname{sMSE}\mathopen{}\left(\hat y\right)\mathclose{} = \frac{1}{n} \text{RSS}(\hat{\mathord{\smash[b]{\underset{\raise.3ex\hbox{$\scriptstyle\sim$}}{\theta}}\vphantom{\theta}}}),
+      <w:del w:id="3" w:author="PR Preview" w:date="2026-01-01T00:00:00Z">
+        <w:r>
+          <w:delText xml:space="preserve">$$\operatorname{sMSE}\mathopen{}\left(\hat y\right)\mathclose{} = \frac{1}{n} \text{RSS}(\hat{\mathord{\smash[b]{\underset{\raise.3ex\hbox{$\scriptstyle\sim$}}{\theta}}\vphantom{\theta}}}),
     \qquad
-    \text{RSS}(\hat{\mathord{\smash[b]{\underset{\raise.3ex\hbox{$\scriptstyle\sim$}}{\theta}}\vphantom{\theta}}}) = n \, \operatorname{sMSE}\mathopen{}\left(\hat y\right)\mathclose{}.$$</w:t>
-      </w:r>
+    \text{RSS}(\hat{\mathord{\smash[b]{\underset{\raise.3ex\hbox{$\scriptstyle\sim$}}{\theta}}\vphantom{\theta}}}) = n \, \operatorname{sMSE}\mathopen{}\left(\hat y\right)\mathclose{}.$$</w:delText>
+        </w:r>
+      </w:del>
+    </w:p>
+    <w:p>
+      <w:pPr>
+        <w:pStyle w:val="BodyText"/>
+      </w:pPr>
+      <w:ins w:id="4" w:author="PR Preview" w:date="2026-01-01T00:00:00Z">
+        <w:r>
+          <w:t xml:space="preserve">$${\operatorname{sMSE}\mathopen{}\left(\hat y\right)\mathclose{}} = \frac{1}{n} \text{RSS}(\hat{\mathord{\smash[b]{\underset{\raise.3ex\hbox{$\scriptstyle\sim$}}{\theta}}\vphantom{\theta}}}),
+    \qquad
+    \text{RSS}(\hat{\mathord{\smash[b]{\underset{\raise.3ex\hbox{$\scriptstyle\sim$}}{\theta}}\vphantom{\theta}}}) = n \, {\operatorname{sMSE}\mathopen{}\left(\hat y\right)\mathclose{}}.$$</w:t>
+        </w:r>
+      </w:ins>
     </w:p>
     <w:bookmarkEnd w:id="31"/>
     <w:bookmarkStart w:id="37" w:name="exm-fitted-residual-error"/>
